--- a/datasets/pco/05 Vacante y hojas de vida ficticias.docx
+++ b/datasets/pco/05 Vacante y hojas de vida ficticias.docx
@@ -12,7 +12,7 @@
     </w:p>
     <w:p>
       <w:r>
-        <w:t>DATOS 100 % FICTICIOS para el programa IA-abilities (Coknow). No corresponden a la Compañía ni a ninguna persona real.</w:t>
+        <w:t>DATOS 100 % FICTICIOS para el programa IA-abilities. No corresponden a la Compañía ni a ninguna persona real.</w:t>
       </w:r>
     </w:p>
     <w:p>
